--- a/ky/wisdom-stories/i-love-you.docx
+++ b/ky/wisdom-stories/i-love-you.docx
@@ -135,7 +135,7 @@
           <w:sz w:val="22"/>
           <w:lang w:val="ky-KG"/>
         </w:rPr>
-        <w:t xml:space="preserve">Сабак: </w:t>
+        <w:t>Сабак: Сүйүүнүн баркы кээде өтө кеч түшүнүлөт. Сүйгөнүңдүн баркын убагында бил, кийин «эми кеч» деп калба.</w:t>
       </w:r>
       <w:r>
         <w:rPr>
@@ -144,7 +144,6 @@
           <w:sz w:val="22"/>
           <w:lang w:val="ky-KG"/>
         </w:rPr>
-        <w:t>Өзүңө арналган ак сезимдин баркын убагында бил. Кийинки өкүнүч өткөндү кайтара албайт.</w:t>
       </w:r>
     </w:p>
     <w:p>
@@ -164,7 +163,7 @@
           <w:sz w:val="18"/>
           <w:lang w:val="ky-KG"/>
         </w:rPr>
-        <w:t>Окуя ачык интернет булактарынан алынды.</w:t>
+        <w:t>Аңгемелер ачык интернет булактарынан алынган, иллюстрациялар болсо ЖИ менен түзүлгөн.</w:t>
       </w:r>
     </w:p>
     <w:sectPr>

--- a/ky/wisdom-stories/i-love-you.docx
+++ b/ky/wisdom-stories/i-love-you.docx
@@ -3,169 +3,78 @@
 <w:document xmlns:wpc="http://schemas.microsoft.com/office/word/2010/wordprocessingCanvas" xmlns:cx="http://schemas.microsoft.com/office/drawing/2014/chartex" xmlns:cx1="http://schemas.microsoft.com/office/drawing/2015/9/8/chartex" xmlns:cx2="http://schemas.microsoft.com/office/drawing/2015/10/21/chartex" xmlns:cx3="http://schemas.microsoft.com/office/drawing/2016/5/9/chartex" xmlns:cx4="http://schemas.microsoft.com/office/drawing/2016/5/10/chartex" xmlns:cx5="http://schemas.microsoft.com/office/drawing/2016/5/11/chartex" xmlns:cx6="http://schemas.microsoft.com/office/drawing/2016/5/12/chartex" xmlns:cx7="http://schemas.microsoft.com/office/drawing/2016/5/13/chartex" xmlns:cx8="http://schemas.microsoft.com/office/drawing/2016/5/14/chartex" xmlns:mc="http://schemas.openxmlformats.org/markup-compatibility/2006" xmlns:aink="http://schemas.microsoft.com/office/drawing/2016/ink" xmlns:am3d="http://schemas.microsoft.com/office/drawing/2017/model3d" xmlns:o="urn:schemas-microsoft-com:office:office" xmlns:oel="http://schemas.microsoft.com/office/2019/extlst" xmlns:r="http://schemas.openxmlformats.org/officeDocument/2006/relationships" xmlns:m="http://schemas.openxmlformats.org/officeDocument/2006/math" xmlns:v="urn:schemas-microsoft-com:vml" xmlns:wp14="http://schemas.microsoft.com/office/word/2010/wordprocessingDrawing" xmlns:wp="http://schemas.openxmlformats.org/drawingml/2006/wordprocessingDrawing" xmlns:w10="urn:schemas-microsoft-com:office:word" xmlns:w="http://schemas.openxmlformats.org/wordprocessingml/2006/main" xmlns:w14="http://schemas.microsoft.com/office/word/2010/wordml" xmlns:w15="http://schemas.microsoft.com/office/word/2012/wordml" xmlns:w16cex="http://schemas.microsoft.com/office/word/2018/wordml/cex" xmlns:w16cid="http://schemas.microsoft.com/office/word/2016/wordml/cid" xmlns:w16="http://schemas.microsoft.com/office/word/2018/wordml" xmlns:w16du="http://schemas.microsoft.com/office/word/2023/wordml/word16du" xmlns:w16sdtdh="http://schemas.microsoft.com/office/word/2020/wordml/sdtdatahash" xmlns:w16sdtfl="http://schemas.microsoft.com/office/word/2024/wordml/sdtformatlock" xmlns:w16se="http://schemas.microsoft.com/office/word/2015/wordml/symex" xmlns:wpg="http://schemas.microsoft.com/office/word/2010/wordprocessingGroup" xmlns:wpi="http://schemas.microsoft.com/office/word/2010/wordprocessingInk" xmlns:wne="http://schemas.microsoft.com/office/word/2006/wordml" xmlns:wps="http://schemas.microsoft.com/office/word/2010/wordprocessingShape" mc:Ignorable="w14 w15 w16se w16cid w16 w16cex w16sdtdh w16sdtfl w16du wp14">
   <w:body>
     <w:p>
-      <w:pPr>
-        <w:pStyle w:val="Title"/>
-        <w:keepNext/>
-        <w:keepLines w:val="0"/>
-        <w:pageBreakBefore w:val="0"/>
-        <w:widowControl/>
-        <w:spacing w:line="269" w:lineRule="auto" w:after="180" w:before="0"/>
-      </w:pPr>
-      <w:bookmarkStart w:id="10102" w:name="Story_103"/>
       <w:r>
         <w:rPr>
-          <w:rFonts w:ascii="Arial" w:hAnsi="Arial"/>
           <w:b/>
-          <w:color w:val="000000"/>
-          <w:sz w:val="34"/>
-          <w:lang w:val="ky-KG"/>
+          <w:bCs/>
         </w:rPr>
         <w:t>Мен сени сүйөм</w:t>
       </w:r>
-      <w:bookmarkEnd w:id="10102"/>
     </w:p>
     <w:p>
-      <w:pPr>
-        <w:keepNext w:val="0"/>
-        <w:keepLines w:val="0"/>
-        <w:pageBreakBefore w:val="0"/>
-        <w:widowControl/>
-        <w:spacing w:line="269" w:lineRule="auto" w:after="120" w:before="0"/>
-      </w:pPr>
       <w:r>
-        <w:rPr>
-          <w:rFonts w:ascii="Arial" w:eastAsia="Arial" w:hAnsi="Arial"/>
-          <w:color w:val="000000"/>
-          <w:sz w:val="22"/>
-          <w:lang w:val="ky-KG"/>
-        </w:rPr>
-        <w:t>Айтылып жүргөндөй, бир булбул ак розага ашык болуптур... Ал ар түнү учуп келип, жанына конуп, сүйүүсүн билдирчү экен. Ак роза болсо булбулдун сезимине кайдыгер карап, анын сүйүүсүнө көңүл бурчу эмес.</w:t>
+        <w:t>Уламышта бир булбул ак розага ашык болгону айтылат. Ал күн сайын түнкүсүн гүлдүн бутагына конуп, сүйүүсүн сайрап билдирчү. Бирок ак роза анын сезимдерине кайдыгер карап, үн катчу эмес.</w:t>
       </w:r>
     </w:p>
     <w:p>
-      <w:pPr>
-        <w:keepNext w:val="0"/>
-        <w:keepLines w:val="0"/>
-        <w:pageBreakBefore w:val="0"/>
-        <w:widowControl/>
-        <w:spacing w:line="269" w:lineRule="auto" w:after="120" w:before="0"/>
-      </w:pPr>
       <w:r>
-        <w:rPr>
-          <w:rFonts w:ascii="Arial" w:eastAsia="Arial" w:hAnsi="Arial"/>
-          <w:color w:val="000000"/>
-          <w:sz w:val="22"/>
-          <w:lang w:val="ky-KG"/>
-        </w:rPr>
-        <w:t>Бир күнү булбул дагы бүт кайратын жыйнап, ак розанын жанына конот да, аны акылынан адашкандай сүйөрүн айтат. Роза болсо: «Жакама жармашпа, мен сени сүйбөйм!» — деп булбулду кагып салат. Булбул канчалык жалынбасын, роза аны четке кага берет.</w:t>
+        <w:t>Бир күнү булбул кайрадан кайраттанып, гүлгө жүрөгүндөгү сөзүн айтты:</w:t>
       </w:r>
     </w:p>
     <w:p>
-      <w:pPr>
-        <w:keepNext w:val="0"/>
-        <w:keepLines w:val="0"/>
-        <w:pageBreakBefore w:val="0"/>
-        <w:widowControl/>
-        <w:spacing w:line="269" w:lineRule="auto" w:after="120" w:before="0"/>
-      </w:pPr>
       <w:r>
-        <w:rPr>
-          <w:rFonts w:ascii="Arial" w:eastAsia="Arial" w:hAnsi="Arial"/>
-          <w:color w:val="000000"/>
-          <w:sz w:val="22"/>
-          <w:lang w:val="ky-KG"/>
-        </w:rPr>
-        <w:t>Бул сүйүү ушунчалык күчтүү болгондуктан, булбул айласыздыктан титиреп, розадан кечирим сурайт да, анын бир тикенин сындырып алып, болгон күчү менен жүрөгүнө саят. Аппак розаны өз каны менен кызылга боёйт!</w:t>
+        <w:t>— Мен сени бүт жүрөгүм менен сүйөм.</w:t>
       </w:r>
     </w:p>
     <w:p>
-      <w:pPr>
-        <w:keepNext w:val="0"/>
-        <w:keepLines w:val="0"/>
-        <w:pageBreakBefore w:val="0"/>
-        <w:widowControl/>
-        <w:spacing w:line="269" w:lineRule="auto" w:after="120" w:before="0"/>
-      </w:pPr>
       <w:r>
-        <w:rPr>
-          <w:rFonts w:ascii="Arial" w:eastAsia="Arial" w:hAnsi="Arial"/>
-          <w:color w:val="000000"/>
-          <w:sz w:val="22"/>
-          <w:lang w:val="ky-KG"/>
-        </w:rPr>
-        <w:t>Роза кеч болсо да, булбулдун аны чындап катуу сүйгөнүн түшүнөт. Бирок андан не пайда! Эми өтө кеч эле. Булбул кызылга боёлгон розанын бутактарынын алдында көзүн түбөлүккө жумду.</w:t>
+        <w:t>Роза болсо орой жооп берди:</w:t>
       </w:r>
     </w:p>
     <w:p>
-      <w:pPr>
-        <w:keepNext/>
-        <w:keepLines w:val="0"/>
-        <w:pageBreakBefore w:val="0"/>
-        <w:widowControl/>
-        <w:spacing w:line="269" w:lineRule="auto" w:after="120" w:before="0"/>
-      </w:pPr>
       <w:r>
-        <w:rPr>
-          <w:rFonts w:ascii="Arial" w:eastAsia="Arial" w:hAnsi="Arial"/>
-          <w:color w:val="000000"/>
-          <w:sz w:val="22"/>
-          <w:lang w:val="ky-KG"/>
-        </w:rPr>
-        <w:t>Ошол күндөн бери кызыл розалар «МЕН СЕНИ СҮЙӨМ» деген маанини да билдирет.</w:t>
+        <w:t>— Мени жайыма кой. Мен сени сүйбөйм.</w:t>
       </w:r>
     </w:p>
     <w:p>
-      <w:pPr>
-        <w:pStyle w:val="Moral"/>
-        <w:keepNext/>
-        <w:keepLines/>
-        <w:pageBreakBefore w:val="0"/>
-        <w:widowControl/>
-        <w:spacing w:before="120" w:after="120" w:line="269" w:lineRule="auto"/>
-        <w:ind w:left="240" w:right="240"/>
-        <w:rPr>
-          <w:lang/>
-        </w:rPr>
-      </w:pPr>
       <w:r>
-        <w:rPr>
-          <w:rFonts w:ascii="Arial" w:hAnsi="Arial"/>
-          <w:b/>
-          <w:color w:val="000000"/>
-          <w:sz w:val="22"/>
-          <w:lang w:val="ky-KG"/>
-        </w:rPr>
-        <w:t>Сабак: Сүйүүнүн баркы кээде өтө кеч түшүнүлөт. Сүйгөнүңдүн баркын убагында бил, кийин «эми кеч» деп калба.</w:t>
-      </w:r>
-      <w:r>
-        <w:rPr>
-          <w:rFonts w:ascii="Arial" w:hAnsi="Arial"/>
-          <w:color w:val="000000"/>
-          <w:sz w:val="22"/>
-          <w:lang w:val="ky-KG"/>
-        </w:rPr>
+        <w:t>Булбул канчалык жалынса да, гүлдүн жообу өзгөргөн жок.</w:t>
       </w:r>
     </w:p>
     <w:p>
-      <w:pPr>
-        <w:keepNext w:val="0"/>
-        <w:keepLines w:val="0"/>
-        <w:pageBreakBefore w:val="0"/>
-        <w:widowControl/>
-        <w:spacing w:before="0" w:after="160" w:line="269" w:lineRule="auto"/>
-        <w:jc w:val="right"/>
-      </w:pPr>
+      <w:r>
+        <w:t>Жоопсуз сүйүүнүн азабына баткан булбул башка жол көрбөй, өз өмүрүн кыйды. Уламыш боюнча, анын каны ак розанын желекчелерин кызыл түскө боёгон экен.</w:t>
+      </w:r>
+    </w:p>
+    <w:p>
+      <w:r>
+        <w:t>Булбулдан айрылгандан кийин гана роза анын сүйүүсү канчалык терең болгонун түшүндү. Бирок кеч болуп калган эле. Ар түнү угулуп турган сайроо түбөлүккө тынган.</w:t>
+      </w:r>
+    </w:p>
+    <w:p>
+      <w:r>
+        <w:t>Кызыл розанын «Мен сени сүйөм» деген мааниси ушул кайгылуу уламыштан калган дешет.</w:t>
+      </w:r>
+    </w:p>
+    <w:p>
       <w:r>
         <w:rPr>
-          <w:rFonts w:ascii="Arial" w:eastAsia="Arial" w:hAnsi="Arial" w:cs="Arial"/>
-          <w:i/>
-          <w:color w:val="000000"/>
-          <w:sz w:val="18"/>
-          <w:lang w:val="ky-KG"/>
+          <w:b/>
+          <w:bCs/>
         </w:rPr>
-        <w:t>Аңгемелер ачык интернет булактарынан алынган, иллюстрациялар болсо ЖИ менен түзүлгөн.</w:t>
+        <w:t>Сабак: Жоопсуз сүйүү жанды оорутса да, адамдын баркын кемитпейт. Сүйүүнү өз өмүрүңдү кыйып далилдөөнүн кереги жок. Башканын сезимине аяр мамиле кылуу канчалык маанилүү болсо, анын тандоосун сыйлоо жана өз өмүрүңдү барктоо да ошончолук маанилүү.</w:t>
       </w:r>
     </w:p>
+    <w:p>
+      <w:r>
+        <w:rPr>
+          <w:i/>
+          <w:iCs/>
+        </w:rPr>
+        <w:t>Аңгемелер интернеттен чогултулуп, жасалма интеллекттин жардамы менен иштелип чыккан. Бардык сүрөттөр жасалма интеллект аркылуу түзүлгөн.</w:t>
+      </w:r>
+    </w:p>
+    <w:p/>
     <w:sectPr>
       <w:headerReference w:type="even" r:id="rId7"/>
       <w:headerReference w:type="default" r:id="rId8"/>
@@ -996,7 +905,6 @@
     </w:pPr>
     <w:rPr>
       <w:rFonts w:asciiTheme="majorHAnsi" w:eastAsiaTheme="majorEastAsia" w:hAnsiTheme="majorHAnsi" w:cstheme="majorBidi"/>
-      <w:color w:val="000000"/>
       <w:sz w:val="40"/>
       <w:szCs w:val="40"/>
     </w:rPr>
@@ -1018,7 +926,6 @@
     </w:pPr>
     <w:rPr>
       <w:rFonts w:asciiTheme="majorHAnsi" w:eastAsiaTheme="majorEastAsia" w:hAnsiTheme="majorHAnsi" w:cstheme="majorBidi"/>
-      <w:color w:val="000000"/>
       <w:sz w:val="32"/>
       <w:szCs w:val="32"/>
     </w:rPr>
@@ -1041,7 +948,6 @@
     </w:pPr>
     <w:rPr>
       <w:rFonts w:eastAsiaTheme="majorEastAsia" w:cstheme="majorBidi"/>
-      <w:color w:val="000000"/>
       <w:sz w:val="28"/>
       <w:szCs w:val="28"/>
     </w:rPr>
@@ -1066,7 +972,6 @@
       <w:rFonts w:eastAsiaTheme="majorEastAsia" w:cstheme="majorBidi"/>
       <w:i/>
       <w:iCs/>
-      <w:color w:val="000000"/>
     </w:rPr>
   </w:style>
   <w:style w:type="paragraph" w:styleId="Heading5">
@@ -1087,7 +992,6 @@
     </w:pPr>
     <w:rPr>
       <w:rFonts w:eastAsiaTheme="majorEastAsia" w:cstheme="majorBidi"/>
-      <w:color w:val="000000"/>
     </w:rPr>
   </w:style>
   <w:style w:type="paragraph" w:styleId="Heading6">
@@ -1110,7 +1014,6 @@
       <w:rFonts w:eastAsiaTheme="majorEastAsia" w:cstheme="majorBidi"/>
       <w:i/>
       <w:iCs/>
-      <w:color w:val="000000"/>
     </w:rPr>
   </w:style>
   <w:style w:type="paragraph" w:styleId="Heading7">
@@ -1131,7 +1034,6 @@
     </w:pPr>
     <w:rPr>
       <w:rFonts w:eastAsiaTheme="majorEastAsia" w:cstheme="majorBidi"/>
-      <w:color w:val="000000"/>
     </w:rPr>
   </w:style>
   <w:style w:type="paragraph" w:styleId="Heading8">
@@ -1154,7 +1056,6 @@
       <w:rFonts w:eastAsiaTheme="majorEastAsia" w:cstheme="majorBidi"/>
       <w:i/>
       <w:iCs/>
-      <w:color w:val="000000"/>
     </w:rPr>
   </w:style>
   <w:style w:type="paragraph" w:styleId="Heading9">
@@ -1175,13 +1076,11 @@
     </w:pPr>
     <w:rPr>
       <w:rFonts w:eastAsiaTheme="majorEastAsia" w:cstheme="majorBidi"/>
-      <w:color w:val="000000"/>
     </w:rPr>
   </w:style>
   <w:style w:type="character" w:default="1" w:styleId="DefaultParagraphFont">
     <w:name w:val="Default Paragraph Font"/>
     <w:uiPriority w:val="1"/>
-    <w:semiHidden/>
     <w:unhideWhenUsed/>
   </w:style>
   <w:style w:type="table" w:default="1" w:styleId="TableNormal">
@@ -1337,7 +1236,6 @@
     </w:pPr>
     <w:rPr>
       <w:rFonts w:asciiTheme="majorHAnsi" w:eastAsiaTheme="majorEastAsia" w:hAnsiTheme="majorHAnsi" w:cstheme="majorBidi"/>
-      <w:color w:val="000000"/>
       <w:spacing w:val="-10"/>
       <w:kern w:val="28"/>
       <w:sz w:val="56"/>
@@ -1373,7 +1271,6 @@
     </w:pPr>
     <w:rPr>
       <w:rFonts w:eastAsiaTheme="majorEastAsia" w:cstheme="majorBidi"/>
-      <w:color w:val="000000"/>
       <w:spacing w:val="15"/>
       <w:sz w:val="28"/>
       <w:szCs w:val="28"/>
@@ -1408,7 +1305,6 @@
     <w:rPr>
       <w:i/>
       <w:iCs/>
-      <w:color w:val="000000"/>
     </w:rPr>
   </w:style>
   <w:style w:type="character" w:customStyle="1" w:styleId="QuoteChar">
@@ -1433,9 +1329,6 @@
       <w:ind w:left="720"/>
       <w:contextualSpacing/>
     </w:pPr>
-    <w:rPr>
-      <w:color w:val="000000"/>
-    </w:rPr>
   </w:style>
   <w:style w:type="character" w:styleId="IntenseEmphasis">
     <w:name w:val="Intense Emphasis"/>
@@ -1465,7 +1358,6 @@
     <w:rPr>
       <w:i/>
       <w:iCs/>
-      <w:color w:val="000000"/>
     </w:rPr>
   </w:style>
   <w:style w:type="character" w:customStyle="1" w:styleId="IntenseQuoteChar">
@@ -1505,9 +1397,6 @@
     <w:pPr>
       <w:spacing w:after="100"/>
     </w:pPr>
-    <w:rPr>
-      <w:color w:val="000000"/>
-    </w:rPr>
   </w:style>
   <w:style w:type="paragraph" w:customStyle="1" w:styleId="Moral">
     <w:name w:val="Moral"/>
@@ -1519,7 +1408,6 @@
     <w:rPr>
       <w:rFonts w:ascii="Arial" w:eastAsia="Arial" w:hAnsi="Arial"/>
       <w:i/>
-      <w:color w:val="000000"/>
       <w:kern w:val="0"/>
       <w:sz w:val="22"/>
       <w:szCs w:val="22"/>
@@ -1541,9 +1429,6 @@
       </w:tabs>
       <w:spacing w:after="0" w:line="240" w:lineRule="auto"/>
     </w:pPr>
-    <w:rPr>
-      <w:color w:val="000000"/>
-    </w:rPr>
   </w:style>
   <w:style w:type="character" w:customStyle="1" w:styleId="HeaderChar">
     <w:name w:val="Header Char"/>
@@ -1566,9 +1451,6 @@
       </w:tabs>
       <w:spacing w:after="0" w:line="240" w:lineRule="auto"/>
     </w:pPr>
-    <w:rPr>
-      <w:color w:val="000000"/>
-    </w:rPr>
   </w:style>
   <w:style w:type="character" w:customStyle="1" w:styleId="FooterChar">
     <w:name w:val="Footer Char"/>
@@ -1591,7 +1473,6 @@
     </w:pPr>
     <w:rPr>
       <w:rFonts w:eastAsiaTheme="minorEastAsia"/>
-      <w:color w:val="000000"/>
     </w:rPr>
   </w:style>
   <w:style w:type="paragraph" w:styleId="TOC3">
@@ -1608,7 +1489,6 @@
     </w:pPr>
     <w:rPr>
       <w:rFonts w:eastAsiaTheme="minorEastAsia"/>
-      <w:color w:val="000000"/>
     </w:rPr>
   </w:style>
   <w:style w:type="paragraph" w:styleId="TOC4">
@@ -1625,7 +1505,6 @@
     </w:pPr>
     <w:rPr>
       <w:rFonts w:eastAsiaTheme="minorEastAsia"/>
-      <w:color w:val="000000"/>
     </w:rPr>
   </w:style>
   <w:style w:type="paragraph" w:styleId="TOC5">
@@ -1642,7 +1521,6 @@
     </w:pPr>
     <w:rPr>
       <w:rFonts w:eastAsiaTheme="minorEastAsia"/>
-      <w:color w:val="000000"/>
     </w:rPr>
   </w:style>
   <w:style w:type="paragraph" w:styleId="TOC6">
@@ -1659,7 +1537,6 @@
     </w:pPr>
     <w:rPr>
       <w:rFonts w:eastAsiaTheme="minorEastAsia"/>
-      <w:color w:val="000000"/>
     </w:rPr>
   </w:style>
   <w:style w:type="paragraph" w:styleId="TOC7">
@@ -1676,7 +1553,6 @@
     </w:pPr>
     <w:rPr>
       <w:rFonts w:eastAsiaTheme="minorEastAsia"/>
-      <w:color w:val="000000"/>
     </w:rPr>
   </w:style>
   <w:style w:type="paragraph" w:styleId="TOC8">
@@ -1693,7 +1569,6 @@
     </w:pPr>
     <w:rPr>
       <w:rFonts w:eastAsiaTheme="minorEastAsia"/>
-      <w:color w:val="000000"/>
     </w:rPr>
   </w:style>
   <w:style w:type="paragraph" w:styleId="TOC9">
@@ -1710,7 +1585,6 @@
     </w:pPr>
     <w:rPr>
       <w:rFonts w:eastAsiaTheme="minorEastAsia"/>
-      <w:color w:val="000000"/>
     </w:rPr>
   </w:style>
   <w:style w:type="paragraph" w:styleId="TOCHeading">
@@ -1726,7 +1600,6 @@
       <w:outlineLvl w:val="9"/>
     </w:pPr>
     <w:rPr>
-      <w:color w:val="000000"/>
       <w:kern w:val="0"/>
       <w:sz w:val="32"/>
       <w:szCs w:val="32"/>
